--- a/docs/tài liệu pipeline tổng hợp.docx
+++ b/docs/tài liệu pipeline tổng hợp.docx
@@ -153,10 +153,7 @@
         <w:t xml:space="preserve">. </w:t>
       </w:r>
       <w:r>
-        <w:t>Một khung hình được chọn khi và chỉ khi</w:t>
-      </w:r>
-      <w:r>
-        <w:t xml:space="preserve"> </w:t>
+        <w:t xml:space="preserve">Một khung hình được chọn khi và chỉ khi </w:t>
       </w:r>
       <w:r>
         <w:rPr>
@@ -323,19 +320,7 @@
         <w:rPr>
           <w:lang w:val="vi-VN"/>
         </w:rPr>
-        <w:t xml:space="preserve">Biến đổi Affine đồng dạng (Similarity Transformation): Ánh xạ 5 điểm mốc khuôn mặt về hệ tọa độ phẳng cố định </w:t>
-      </w:r>
-      <w:r>
-        <w:rPr>
-          <w:lang w:val="vi-VN"/>
-        </w:rPr>
-        <w:t>112x112</w:t>
-      </w:r>
-      <w:r>
-        <w:rPr>
-          <w:lang w:val="vi-VN"/>
-        </w:rPr>
-        <w:t xml:space="preserve"> (ARCFACE_112_TEMPLATE) bằng thuật toán robust LMedS.</w:t>
+        <w:t>Biến đổi Affine đồng dạng (Similarity Transformation): Ánh xạ 5 điểm mốc khuôn mặt về hệ tọa độ phẳng cố định 112x112 (ARCFACE_112_TEMPLATE) bằng thuật toán robust LMedS.</w:t>
       </w:r>
     </w:p>
     <w:p>
@@ -1906,19 +1891,7 @@
         <w:rPr>
           <w:lang w:val="vi-VN"/>
         </w:rPr>
-        <w:t xml:space="preserve">Mean = </w:t>
-      </w:r>
-      <w:r>
-        <w:rPr>
-          <w:lang w:val="vi-VN"/>
-        </w:rPr>
-        <w:t xml:space="preserve"> </w:t>
-      </w:r>
-      <w:r>
-        <w:rPr>
-          <w:lang w:val="vi-VN"/>
-        </w:rPr>
-        <w:t>[0.485, 0.456, 0.406]</w:t>
+        <w:t>Mean =  [0.485, 0.456, 0.406]</w:t>
       </w:r>
     </w:p>
     <w:p>
@@ -2712,7 +2685,7 @@
         </w:rPr>
         <w:lastRenderedPageBreak/>
         <w:drawing>
-          <wp:inline distT="0" distB="0" distL="0" distR="0" wp14:anchorId="0FC44F2F" wp14:editId="6806F8D7">
+          <wp:inline distT="0" distB="0" distL="0" distR="0" wp14:anchorId="0FC44F2F" wp14:editId="054867B7">
             <wp:extent cx="6151880" cy="5462270"/>
             <wp:effectExtent l="0" t="0" r="0" b="0"/>
             <wp:docPr id="1266486196" name="Picture 1"/>
@@ -3083,6 +3056,245 @@
         <w:t>Test_F1: 0.67</w:t>
       </w:r>
     </w:p>
+    <w:p>
+      <w:pPr>
+        <w:pStyle w:val="ListParagraph"/>
+        <w:numPr>
+          <w:ilvl w:val="0"/>
+          <w:numId w:val="16"/>
+        </w:numPr>
+        <w:tabs>
+          <w:tab w:val="left" w:pos="2410"/>
+        </w:tabs>
+        <w:rPr>
+          <w:b/>
+          <w:bCs/>
+          <w:lang w:val="vi-VN"/>
+        </w:rPr>
+      </w:pPr>
+      <w:r>
+        <w:rPr>
+          <w:b/>
+          <w:bCs/>
+          <w:lang w:val="vi-VN"/>
+        </w:rPr>
+        <w:t>Cross celeb-dc</w:t>
+      </w:r>
+    </w:p>
+    <w:p>
+      <w:pPr>
+        <w:pStyle w:val="ListParagraph"/>
+        <w:numPr>
+          <w:ilvl w:val="0"/>
+          <w:numId w:val="3"/>
+        </w:numPr>
+        <w:tabs>
+          <w:tab w:val="left" w:pos="2410"/>
+        </w:tabs>
+        <w:rPr>
+          <w:b/>
+          <w:bCs/>
+          <w:lang w:val="vi-VN"/>
+        </w:rPr>
+      </w:pPr>
+      <w:r>
+        <w:rPr>
+          <w:lang w:val="vi-VN"/>
+        </w:rPr>
+        <w:t>Cross_AUC: 0.64</w:t>
+      </w:r>
+    </w:p>
+    <w:p>
+      <w:pPr>
+        <w:pStyle w:val="ListParagraph"/>
+        <w:numPr>
+          <w:ilvl w:val="0"/>
+          <w:numId w:val="3"/>
+        </w:numPr>
+        <w:tabs>
+          <w:tab w:val="left" w:pos="2410"/>
+        </w:tabs>
+        <w:rPr>
+          <w:b/>
+          <w:bCs/>
+          <w:lang w:val="vi-VN"/>
+        </w:rPr>
+      </w:pPr>
+      <w:r>
+        <w:rPr>
+          <w:lang w:val="vi-VN"/>
+        </w:rPr>
+        <w:t>Cross_ACC: 0.</w:t>
+      </w:r>
+      <w:r>
+        <w:rPr>
+          <w:lang w:val="vi-VN"/>
+        </w:rPr>
+        <w:t>62</w:t>
+      </w:r>
+    </w:p>
+    <w:p>
+      <w:pPr>
+        <w:tabs>
+          <w:tab w:val="left" w:pos="2410"/>
+        </w:tabs>
+        <w:rPr>
+          <w:b/>
+          <w:bCs/>
+          <w:lang w:val="vi-VN"/>
+        </w:rPr>
+      </w:pPr>
+    </w:p>
+    <w:p>
+      <w:pPr>
+        <w:pStyle w:val="ListParagraph"/>
+        <w:numPr>
+          <w:ilvl w:val="0"/>
+          <w:numId w:val="1"/>
+        </w:numPr>
+        <w:tabs>
+          <w:tab w:val="left" w:pos="2410"/>
+        </w:tabs>
+        <w:rPr>
+          <w:b/>
+          <w:bCs/>
+          <w:lang w:val="en-US"/>
+        </w:rPr>
+      </w:pPr>
+      <w:r>
+        <w:rPr>
+          <w:b/>
+          <w:bCs/>
+          <w:lang w:val="en-US"/>
+        </w:rPr>
+        <w:t>CÂU</w:t>
+      </w:r>
+      <w:r>
+        <w:rPr>
+          <w:b/>
+          <w:bCs/>
+          <w:lang w:val="vi-VN"/>
+        </w:rPr>
+        <w:t xml:space="preserve"> HỎI ĐỂ HỎI THẦY</w:t>
+      </w:r>
+    </w:p>
+    <w:p>
+      <w:pPr>
+        <w:pStyle w:val="ListParagraph"/>
+        <w:numPr>
+          <w:ilvl w:val="0"/>
+          <w:numId w:val="18"/>
+        </w:numPr>
+        <w:tabs>
+          <w:tab w:val="left" w:pos="2410"/>
+        </w:tabs>
+        <w:rPr>
+          <w:b/>
+          <w:bCs/>
+          <w:lang w:val="vi-VN"/>
+        </w:rPr>
+      </w:pPr>
+      <w:r>
+        <w:rPr>
+          <w:b/>
+          <w:bCs/>
+          <w:lang w:val="vi-VN"/>
+        </w:rPr>
+        <w:t>Hỏi xem mấy cái augmentation đã đủ và đúng chưa, có cần thêm hay bớt không.</w:t>
+      </w:r>
+    </w:p>
+    <w:p>
+      <w:pPr>
+        <w:pStyle w:val="ListParagraph"/>
+        <w:numPr>
+          <w:ilvl w:val="0"/>
+          <w:numId w:val="18"/>
+        </w:numPr>
+        <w:tabs>
+          <w:tab w:val="left" w:pos="2410"/>
+        </w:tabs>
+        <w:rPr>
+          <w:b/>
+          <w:bCs/>
+          <w:lang w:val="vi-VN"/>
+        </w:rPr>
+      </w:pPr>
+      <w:r>
+        <w:rPr>
+          <w:b/>
+          <w:bCs/>
+          <w:lang w:val="vi-VN"/>
+        </w:rPr>
+        <w:lastRenderedPageBreak/>
+        <w:t xml:space="preserve">Hỏi xem bây giờ mấy cái failure chỉ có 1 lỗi duy nhất là đang bị phân tâm và bắt vào nhiễu ở background. Giờ có phương pháp gì để cải thiện không. </w:t>
+      </w:r>
+      <w:r>
+        <w:rPr>
+          <w:b/>
+          <w:bCs/>
+          <w:lang w:val="vi-VN"/>
+        </w:rPr>
+        <w:t>Show cấu trúc model hiện tại cho thầy và các ảnh failures cho thầy xem xong sau đó hỏi phương pháp để cải thiện</w:t>
+      </w:r>
+    </w:p>
+    <w:p>
+      <w:pPr>
+        <w:pStyle w:val="ListParagraph"/>
+        <w:numPr>
+          <w:ilvl w:val="0"/>
+          <w:numId w:val="18"/>
+        </w:numPr>
+        <w:tabs>
+          <w:tab w:val="left" w:pos="2410"/>
+        </w:tabs>
+        <w:rPr>
+          <w:b/>
+          <w:bCs/>
+          <w:lang w:val="vi-VN"/>
+        </w:rPr>
+      </w:pPr>
+      <w:r>
+        <w:rPr>
+          <w:b/>
+          <w:bCs/>
+          <w:lang w:val="vi-VN"/>
+        </w:rPr>
+        <w:t xml:space="preserve">Hỏi thầy ablation cần làm những gì, có cần phải train mới từng category xong </w:t>
+      </w:r>
+      <w:r>
+        <w:rPr>
+          <w:b/>
+          <w:bCs/>
+          <w:lang w:val="vi-VN"/>
+        </w:rPr>
+        <w:t>detect từng cái thay vì binary 0 và 1 không</w:t>
+      </w:r>
+    </w:p>
+    <w:p>
+      <w:pPr>
+        <w:pStyle w:val="ListParagraph"/>
+        <w:numPr>
+          <w:ilvl w:val="0"/>
+          <w:numId w:val="18"/>
+        </w:numPr>
+        <w:tabs>
+          <w:tab w:val="left" w:pos="2410"/>
+        </w:tabs>
+        <w:rPr>
+          <w:b/>
+          <w:bCs/>
+          <w:lang w:val="vi-VN"/>
+        </w:rPr>
+      </w:pPr>
+      <w:r>
+        <w:rPr>
+          <w:b/>
+          <w:bCs/>
+          <w:lang w:val="vi-VN"/>
+        </w:rPr>
+        <w:t>Show kết quả chạy cross</w:t>
+      </w:r>
+    </w:p>
     <w:sectPr>
       <w:pgSz w:w="12240" w:h="15840"/>
       <w:pgMar w:top="1134" w:right="1134" w:bottom="1134" w:left="1418" w:header="709" w:footer="709" w:gutter="0"/>
@@ -3096,6 +3308,95 @@
 <file path=word/numbering.xml><?xml version="1.0" encoding="utf-8"?>
 <w:numbering xmlns:wpc="http://schemas.microsoft.com/office/word/2010/wordprocessingCanvas" xmlns:cx="http://schemas.microsoft.com/office/drawing/2014/chartex" xmlns:cx1="http://schemas.microsoft.com/office/drawing/2015/9/8/chartex" xmlns:cx2="http://schemas.microsoft.com/office/drawing/2015/10/21/chartex" xmlns:cx3="http://schemas.microsoft.com/office/drawing/2016/5/9/chartex" xmlns:cx4="http://schemas.microsoft.com/office/drawing/2016/5/10/chartex" xmlns:cx5="http://schemas.microsoft.com/office/drawing/2016/5/11/chartex" xmlns:cx6="http://schemas.microsoft.com/office/drawing/2016/5/12/chartex" xmlns:cx7="http://schemas.microsoft.com/office/drawing/2016/5/13/chartex" xmlns:cx8="http://schemas.microsoft.com/office/drawing/2016/5/14/chartex" xmlns:mc="http://schemas.openxmlformats.org/markup-compatibility/2006" xmlns:aink="http://schemas.microsoft.com/office/drawing/2016/ink" xmlns:am3d="http://schemas.microsoft.com/office/drawing/2017/model3d" xmlns:o="urn:schemas-microsoft-com:office:office" xmlns:oel="http://schemas.microsoft.com/office/2019/extlst" xmlns:r="http://schemas.openxmlformats.org/officeDocument/2006/relationships" xmlns:m="http://schemas.openxmlformats.org/officeDocument/2006/math" xmlns:v="urn:schemas-microsoft-com:vml" xmlns:wp14="http://schemas.microsoft.com/office/word/2010/wordprocessingDrawing" xmlns:wp="http://schemas.openxmlformats.org/drawingml/2006/wordprocessingDrawing" xmlns:w10="urn:schemas-microsoft-com:office:word" xmlns:w="http://schemas.openxmlformats.org/wordprocessingml/2006/main" xmlns:w14="http://schemas.microsoft.com/office/word/2010/wordml" xmlns:w15="http://schemas.microsoft.com/office/word/2012/wordml" xmlns:w16cex="http://schemas.microsoft.com/office/word/2018/wordml/cex" xmlns:w16cid="http://schemas.microsoft.com/office/word/2016/wordml/cid" xmlns:w16="http://schemas.microsoft.com/office/word/2018/wordml" xmlns:w16du="http://schemas.microsoft.com/office/word/2023/wordml/word16du" xmlns:w16sdtdh="http://schemas.microsoft.com/office/word/2020/wordml/sdtdatahash" xmlns:w16sdtfl="http://schemas.microsoft.com/office/word/2024/wordml/sdtformatlock" xmlns:w16se="http://schemas.microsoft.com/office/word/2015/wordml/symex" xmlns:wpg="http://schemas.microsoft.com/office/word/2010/wordprocessingGroup" xmlns:wpi="http://schemas.microsoft.com/office/word/2010/wordprocessingInk" xmlns:wne="http://schemas.microsoft.com/office/word/2006/wordml" xmlns:wps="http://schemas.microsoft.com/office/word/2010/wordprocessingShape" mc:Ignorable="w14 w15 w16se w16cid w16 w16cex w16sdtdh w16sdtfl w16du wp14">
   <w:abstractNum w:abstractNumId="0" w15:restartNumberingAfterBreak="0">
+    <w:nsid w:val="16BB4166"/>
+    <w:multiLevelType w:val="hybridMultilevel"/>
+    <w:tmpl w:val="ADA05928"/>
+    <w:lvl w:ilvl="0" w:tplc="0409000F">
+      <w:start w:val="1"/>
+      <w:numFmt w:val="decimal"/>
+      <w:lvlText w:val="%1."/>
+      <w:lvlJc w:val="left"/>
+      <w:pPr>
+        <w:ind w:left="720" w:hanging="360"/>
+      </w:pPr>
+      <w:rPr>
+        <w:rFonts w:hint="default"/>
+      </w:rPr>
+    </w:lvl>
+    <w:lvl w:ilvl="1" w:tplc="04090019" w:tentative="1">
+      <w:start w:val="1"/>
+      <w:numFmt w:val="lowerLetter"/>
+      <w:lvlText w:val="%2."/>
+      <w:lvlJc w:val="left"/>
+      <w:pPr>
+        <w:ind w:left="1440" w:hanging="360"/>
+      </w:pPr>
+    </w:lvl>
+    <w:lvl w:ilvl="2" w:tplc="0409001B" w:tentative="1">
+      <w:start w:val="1"/>
+      <w:numFmt w:val="lowerRoman"/>
+      <w:lvlText w:val="%3."/>
+      <w:lvlJc w:val="right"/>
+      <w:pPr>
+        <w:ind w:left="2160" w:hanging="180"/>
+      </w:pPr>
+    </w:lvl>
+    <w:lvl w:ilvl="3" w:tplc="0409000F" w:tentative="1">
+      <w:start w:val="1"/>
+      <w:numFmt w:val="decimal"/>
+      <w:lvlText w:val="%4."/>
+      <w:lvlJc w:val="left"/>
+      <w:pPr>
+        <w:ind w:left="2880" w:hanging="360"/>
+      </w:pPr>
+    </w:lvl>
+    <w:lvl w:ilvl="4" w:tplc="04090019" w:tentative="1">
+      <w:start w:val="1"/>
+      <w:numFmt w:val="lowerLetter"/>
+      <w:lvlText w:val="%5."/>
+      <w:lvlJc w:val="left"/>
+      <w:pPr>
+        <w:ind w:left="3600" w:hanging="360"/>
+      </w:pPr>
+    </w:lvl>
+    <w:lvl w:ilvl="5" w:tplc="0409001B" w:tentative="1">
+      <w:start w:val="1"/>
+      <w:numFmt w:val="lowerRoman"/>
+      <w:lvlText w:val="%6."/>
+      <w:lvlJc w:val="right"/>
+      <w:pPr>
+        <w:ind w:left="4320" w:hanging="180"/>
+      </w:pPr>
+    </w:lvl>
+    <w:lvl w:ilvl="6" w:tplc="0409000F" w:tentative="1">
+      <w:start w:val="1"/>
+      <w:numFmt w:val="decimal"/>
+      <w:lvlText w:val="%7."/>
+      <w:lvlJc w:val="left"/>
+      <w:pPr>
+        <w:ind w:left="5040" w:hanging="360"/>
+      </w:pPr>
+    </w:lvl>
+    <w:lvl w:ilvl="7" w:tplc="04090019" w:tentative="1">
+      <w:start w:val="1"/>
+      <w:numFmt w:val="lowerLetter"/>
+      <w:lvlText w:val="%8."/>
+      <w:lvlJc w:val="left"/>
+      <w:pPr>
+        <w:ind w:left="5760" w:hanging="360"/>
+      </w:pPr>
+    </w:lvl>
+    <w:lvl w:ilvl="8" w:tplc="0409001B" w:tentative="1">
+      <w:start w:val="1"/>
+      <w:numFmt w:val="lowerRoman"/>
+      <w:lvlText w:val="%9."/>
+      <w:lvlJc w:val="right"/>
+      <w:pPr>
+        <w:ind w:left="6480" w:hanging="180"/>
+      </w:pPr>
+    </w:lvl>
+  </w:abstractNum>
+  <w:abstractNum w:abstractNumId="1" w15:restartNumberingAfterBreak="0">
     <w:nsid w:val="230B216A"/>
     <w:multiLevelType w:val="hybridMultilevel"/>
     <w:tmpl w:val="B658D338"/>
@@ -3184,7 +3485,7 @@
       </w:pPr>
     </w:lvl>
   </w:abstractNum>
-  <w:abstractNum w:abstractNumId="1" w15:restartNumberingAfterBreak="0">
+  <w:abstractNum w:abstractNumId="2" w15:restartNumberingAfterBreak="0">
     <w:nsid w:val="318028BE"/>
     <w:multiLevelType w:val="hybridMultilevel"/>
     <w:tmpl w:val="2D50D720"/>
@@ -3273,7 +3574,7 @@
       </w:pPr>
     </w:lvl>
   </w:abstractNum>
-  <w:abstractNum w:abstractNumId="2" w15:restartNumberingAfterBreak="0">
+  <w:abstractNum w:abstractNumId="3" w15:restartNumberingAfterBreak="0">
     <w:nsid w:val="346A76B4"/>
     <w:multiLevelType w:val="hybridMultilevel"/>
     <w:tmpl w:val="AB8820C0"/>
@@ -3362,7 +3663,7 @@
       </w:pPr>
     </w:lvl>
   </w:abstractNum>
-  <w:abstractNum w:abstractNumId="3" w15:restartNumberingAfterBreak="0">
+  <w:abstractNum w:abstractNumId="4" w15:restartNumberingAfterBreak="0">
     <w:nsid w:val="35826973"/>
     <w:multiLevelType w:val="hybridMultilevel"/>
     <w:tmpl w:val="F70E9AAA"/>
@@ -3451,7 +3752,7 @@
       </w:pPr>
     </w:lvl>
   </w:abstractNum>
-  <w:abstractNum w:abstractNumId="4" w15:restartNumberingAfterBreak="0">
+  <w:abstractNum w:abstractNumId="5" w15:restartNumberingAfterBreak="0">
     <w:nsid w:val="4278346C"/>
     <w:multiLevelType w:val="hybridMultilevel"/>
     <w:tmpl w:val="1EDAF6AC"/>
@@ -3540,7 +3841,7 @@
       </w:pPr>
     </w:lvl>
   </w:abstractNum>
-  <w:abstractNum w:abstractNumId="5" w15:restartNumberingAfterBreak="0">
+  <w:abstractNum w:abstractNumId="6" w15:restartNumberingAfterBreak="0">
     <w:nsid w:val="45B90919"/>
     <w:multiLevelType w:val="hybridMultilevel"/>
     <w:tmpl w:val="B5A86444"/>
@@ -3629,7 +3930,7 @@
       </w:pPr>
     </w:lvl>
   </w:abstractNum>
-  <w:abstractNum w:abstractNumId="6" w15:restartNumberingAfterBreak="0">
+  <w:abstractNum w:abstractNumId="7" w15:restartNumberingAfterBreak="0">
     <w:nsid w:val="468940D0"/>
     <w:multiLevelType w:val="hybridMultilevel"/>
     <w:tmpl w:val="3A2CF4BA"/>
@@ -3718,7 +4019,7 @@
       </w:pPr>
     </w:lvl>
   </w:abstractNum>
-  <w:abstractNum w:abstractNumId="7" w15:restartNumberingAfterBreak="0">
+  <w:abstractNum w:abstractNumId="8" w15:restartNumberingAfterBreak="0">
     <w:nsid w:val="48646EFE"/>
     <w:multiLevelType w:val="hybridMultilevel"/>
     <w:tmpl w:val="414C72CA"/>
@@ -3831,7 +4132,7 @@
       </w:rPr>
     </w:lvl>
   </w:abstractNum>
-  <w:abstractNum w:abstractNumId="8" w15:restartNumberingAfterBreak="0">
+  <w:abstractNum w:abstractNumId="9" w15:restartNumberingAfterBreak="0">
     <w:nsid w:val="512C38EC"/>
     <w:multiLevelType w:val="hybridMultilevel"/>
     <w:tmpl w:val="2EBA1140"/>
@@ -3920,7 +4221,7 @@
       </w:pPr>
     </w:lvl>
   </w:abstractNum>
-  <w:abstractNum w:abstractNumId="9" w15:restartNumberingAfterBreak="0">
+  <w:abstractNum w:abstractNumId="10" w15:restartNumberingAfterBreak="0">
     <w:nsid w:val="593478E5"/>
     <w:multiLevelType w:val="hybridMultilevel"/>
     <w:tmpl w:val="6178B62E"/>
@@ -4009,7 +4310,7 @@
       </w:pPr>
     </w:lvl>
   </w:abstractNum>
-  <w:abstractNum w:abstractNumId="10" w15:restartNumberingAfterBreak="0">
+  <w:abstractNum w:abstractNumId="11" w15:restartNumberingAfterBreak="0">
     <w:nsid w:val="64DF0836"/>
     <w:multiLevelType w:val="hybridMultilevel"/>
     <w:tmpl w:val="32F65252"/>
@@ -4098,7 +4399,7 @@
       </w:pPr>
     </w:lvl>
   </w:abstractNum>
-  <w:abstractNum w:abstractNumId="11" w15:restartNumberingAfterBreak="0">
+  <w:abstractNum w:abstractNumId="12" w15:restartNumberingAfterBreak="0">
     <w:nsid w:val="6A5220A4"/>
     <w:multiLevelType w:val="hybridMultilevel"/>
     <w:tmpl w:val="D15E8046"/>
@@ -4187,7 +4488,96 @@
       </w:pPr>
     </w:lvl>
   </w:abstractNum>
-  <w:abstractNum w:abstractNumId="12" w15:restartNumberingAfterBreak="0">
+  <w:abstractNum w:abstractNumId="13" w15:restartNumberingAfterBreak="0">
+    <w:nsid w:val="6B7770B7"/>
+    <w:multiLevelType w:val="hybridMultilevel"/>
+    <w:tmpl w:val="37F63424"/>
+    <w:lvl w:ilvl="0" w:tplc="B9EE6564">
+      <w:start w:val="1"/>
+      <w:numFmt w:val="decimal"/>
+      <w:lvlText w:val="%1."/>
+      <w:lvlJc w:val="left"/>
+      <w:pPr>
+        <w:ind w:left="1080" w:hanging="360"/>
+      </w:pPr>
+      <w:rPr>
+        <w:rFonts w:hint="default"/>
+      </w:rPr>
+    </w:lvl>
+    <w:lvl w:ilvl="1" w:tplc="04090019" w:tentative="1">
+      <w:start w:val="1"/>
+      <w:numFmt w:val="lowerLetter"/>
+      <w:lvlText w:val="%2."/>
+      <w:lvlJc w:val="left"/>
+      <w:pPr>
+        <w:ind w:left="1800" w:hanging="360"/>
+      </w:pPr>
+    </w:lvl>
+    <w:lvl w:ilvl="2" w:tplc="0409001B" w:tentative="1">
+      <w:start w:val="1"/>
+      <w:numFmt w:val="lowerRoman"/>
+      <w:lvlText w:val="%3."/>
+      <w:lvlJc w:val="right"/>
+      <w:pPr>
+        <w:ind w:left="2520" w:hanging="180"/>
+      </w:pPr>
+    </w:lvl>
+    <w:lvl w:ilvl="3" w:tplc="0409000F" w:tentative="1">
+      <w:start w:val="1"/>
+      <w:numFmt w:val="decimal"/>
+      <w:lvlText w:val="%4."/>
+      <w:lvlJc w:val="left"/>
+      <w:pPr>
+        <w:ind w:left="3240" w:hanging="360"/>
+      </w:pPr>
+    </w:lvl>
+    <w:lvl w:ilvl="4" w:tplc="04090019" w:tentative="1">
+      <w:start w:val="1"/>
+      <w:numFmt w:val="lowerLetter"/>
+      <w:lvlText w:val="%5."/>
+      <w:lvlJc w:val="left"/>
+      <w:pPr>
+        <w:ind w:left="3960" w:hanging="360"/>
+      </w:pPr>
+    </w:lvl>
+    <w:lvl w:ilvl="5" w:tplc="0409001B" w:tentative="1">
+      <w:start w:val="1"/>
+      <w:numFmt w:val="lowerRoman"/>
+      <w:lvlText w:val="%6."/>
+      <w:lvlJc w:val="right"/>
+      <w:pPr>
+        <w:ind w:left="4680" w:hanging="180"/>
+      </w:pPr>
+    </w:lvl>
+    <w:lvl w:ilvl="6" w:tplc="0409000F" w:tentative="1">
+      <w:start w:val="1"/>
+      <w:numFmt w:val="decimal"/>
+      <w:lvlText w:val="%7."/>
+      <w:lvlJc w:val="left"/>
+      <w:pPr>
+        <w:ind w:left="5400" w:hanging="360"/>
+      </w:pPr>
+    </w:lvl>
+    <w:lvl w:ilvl="7" w:tplc="04090019" w:tentative="1">
+      <w:start w:val="1"/>
+      <w:numFmt w:val="lowerLetter"/>
+      <w:lvlText w:val="%8."/>
+      <w:lvlJc w:val="left"/>
+      <w:pPr>
+        <w:ind w:left="6120" w:hanging="360"/>
+      </w:pPr>
+    </w:lvl>
+    <w:lvl w:ilvl="8" w:tplc="0409001B" w:tentative="1">
+      <w:start w:val="1"/>
+      <w:numFmt w:val="lowerRoman"/>
+      <w:lvlText w:val="%9."/>
+      <w:lvlJc w:val="right"/>
+      <w:pPr>
+        <w:ind w:left="6840" w:hanging="180"/>
+      </w:pPr>
+    </w:lvl>
+  </w:abstractNum>
+  <w:abstractNum w:abstractNumId="14" w15:restartNumberingAfterBreak="0">
     <w:nsid w:val="6C0123E0"/>
     <w:multiLevelType w:val="hybridMultilevel"/>
     <w:tmpl w:val="988A5224"/>
@@ -4276,7 +4666,7 @@
       </w:pPr>
     </w:lvl>
   </w:abstractNum>
-  <w:abstractNum w:abstractNumId="13" w15:restartNumberingAfterBreak="0">
+  <w:abstractNum w:abstractNumId="15" w15:restartNumberingAfterBreak="0">
     <w:nsid w:val="6D2F6B34"/>
     <w:multiLevelType w:val="hybridMultilevel"/>
     <w:tmpl w:val="06AE9298"/>
@@ -4365,7 +4755,7 @@
       </w:pPr>
     </w:lvl>
   </w:abstractNum>
-  <w:abstractNum w:abstractNumId="14" w15:restartNumberingAfterBreak="0">
+  <w:abstractNum w:abstractNumId="16" w15:restartNumberingAfterBreak="0">
     <w:nsid w:val="727A7C8B"/>
     <w:multiLevelType w:val="hybridMultilevel"/>
     <w:tmpl w:val="4196A0AA"/>
@@ -4454,7 +4844,7 @@
       </w:pPr>
     </w:lvl>
   </w:abstractNum>
-  <w:abstractNum w:abstractNumId="15" w15:restartNumberingAfterBreak="0">
+  <w:abstractNum w:abstractNumId="17" w15:restartNumberingAfterBreak="0">
     <w:nsid w:val="73973D8D"/>
     <w:multiLevelType w:val="hybridMultilevel"/>
     <w:tmpl w:val="B04E23E2"/>
@@ -4544,51 +4934,57 @@
     </w:lvl>
   </w:abstractNum>
   <w:num w:numId="1" w16cid:durableId="2120179201">
+    <w:abstractNumId w:val="1"/>
+  </w:num>
+  <w:num w:numId="2" w16cid:durableId="850678432">
+    <w:abstractNumId w:val="11"/>
+  </w:num>
+  <w:num w:numId="3" w16cid:durableId="1009596272">
+    <w:abstractNumId w:val="8"/>
+  </w:num>
+  <w:num w:numId="4" w16cid:durableId="1637687811">
+    <w:abstractNumId w:val="5"/>
+  </w:num>
+  <w:num w:numId="5" w16cid:durableId="1543011959">
+    <w:abstractNumId w:val="10"/>
+  </w:num>
+  <w:num w:numId="6" w16cid:durableId="1294825383">
+    <w:abstractNumId w:val="9"/>
+  </w:num>
+  <w:num w:numId="7" w16cid:durableId="1568687900">
+    <w:abstractNumId w:val="14"/>
+  </w:num>
+  <w:num w:numId="8" w16cid:durableId="1547839514">
+    <w:abstractNumId w:val="16"/>
+  </w:num>
+  <w:num w:numId="9" w16cid:durableId="1756047473">
+    <w:abstractNumId w:val="3"/>
+  </w:num>
+  <w:num w:numId="10" w16cid:durableId="1787846485">
+    <w:abstractNumId w:val="4"/>
+  </w:num>
+  <w:num w:numId="11" w16cid:durableId="1473136847">
+    <w:abstractNumId w:val="6"/>
+  </w:num>
+  <w:num w:numId="12" w16cid:durableId="822353853">
+    <w:abstractNumId w:val="17"/>
+  </w:num>
+  <w:num w:numId="13" w16cid:durableId="418061258">
+    <w:abstractNumId w:val="2"/>
+  </w:num>
+  <w:num w:numId="14" w16cid:durableId="818690644">
+    <w:abstractNumId w:val="7"/>
+  </w:num>
+  <w:num w:numId="15" w16cid:durableId="1342272125">
+    <w:abstractNumId w:val="12"/>
+  </w:num>
+  <w:num w:numId="16" w16cid:durableId="772362836">
+    <w:abstractNumId w:val="15"/>
+  </w:num>
+  <w:num w:numId="17" w16cid:durableId="919172052">
     <w:abstractNumId w:val="0"/>
   </w:num>
-  <w:num w:numId="2" w16cid:durableId="850678432">
-    <w:abstractNumId w:val="10"/>
-  </w:num>
-  <w:num w:numId="3" w16cid:durableId="1009596272">
-    <w:abstractNumId w:val="7"/>
-  </w:num>
-  <w:num w:numId="4" w16cid:durableId="1637687811">
-    <w:abstractNumId w:val="4"/>
-  </w:num>
-  <w:num w:numId="5" w16cid:durableId="1543011959">
-    <w:abstractNumId w:val="9"/>
-  </w:num>
-  <w:num w:numId="6" w16cid:durableId="1294825383">
-    <w:abstractNumId w:val="8"/>
-  </w:num>
-  <w:num w:numId="7" w16cid:durableId="1568687900">
-    <w:abstractNumId w:val="12"/>
-  </w:num>
-  <w:num w:numId="8" w16cid:durableId="1547839514">
-    <w:abstractNumId w:val="14"/>
-  </w:num>
-  <w:num w:numId="9" w16cid:durableId="1756047473">
-    <w:abstractNumId w:val="2"/>
-  </w:num>
-  <w:num w:numId="10" w16cid:durableId="1787846485">
-    <w:abstractNumId w:val="3"/>
-  </w:num>
-  <w:num w:numId="11" w16cid:durableId="1473136847">
-    <w:abstractNumId w:val="5"/>
-  </w:num>
-  <w:num w:numId="12" w16cid:durableId="822353853">
-    <w:abstractNumId w:val="15"/>
-  </w:num>
-  <w:num w:numId="13" w16cid:durableId="418061258">
-    <w:abstractNumId w:val="1"/>
-  </w:num>
-  <w:num w:numId="14" w16cid:durableId="818690644">
-    <w:abstractNumId w:val="6"/>
-  </w:num>
-  <w:num w:numId="15" w16cid:durableId="1342272125">
-    <w:abstractNumId w:val="11"/>
-  </w:num>
-  <w:num w:numId="16" w16cid:durableId="772362836">
+  <w:num w:numId="18" w16cid:durableId="247231744">
     <w:abstractNumId w:val="13"/>
   </w:num>
 </w:numbering>
